--- a/papers/_sources/rope_theory_of_thermodynamics.docx
+++ b/papers/_sources/rope_theory_of_thermodynamics.docx
@@ -61,23 +61,6 @@
           <w:szCs w:val="20"/>
         </w:rPr>
         <w:t xml:space="preserve">Global Networking Practice, NTT DATA, Charlotte, NC  ·  palmer100@gmail.com</w:t>
-      </w:r>
-    </w:p>
-    <w:p>
-      <w:pPr>
-        <w:spacing w:after="120" w:before="0" w:line="276"/>
-        <w:jc w:val="center"/>
-      </w:pPr>
-      <w:r>
-        <w:rPr>
-          <w:rFonts w:ascii="Times New Roman" w:cs="Times New Roman" w:eastAsia="Times New Roman" w:hAnsi="Times New Roman"/>
-          <w:i/>
-          <w:iCs/>
-          <w:color w:val="666666"/>
-          <w:sz w:val="18"/>
-          <w:szCs w:val="18"/>
-        </w:rPr>
-        <w:t xml:space="preserve">Programme credit: the core Rope Hypothesis is due to Bill Gaede; this work develops and formalises it.</w:t>
       </w:r>
     </w:p>
     <w:p>
@@ -4661,23 +4644,6 @@
     </w:p>
     <w:p>
       <w:pPr>
-        <w:spacing w:after="160" w:before="0" w:line="276"/>
-        <w:jc w:val="both"/>
-      </w:pPr>
-      <w:r>
-        <w:rPr>
-          <w:rFonts w:ascii="Times New Roman" w:cs="Times New Roman" w:eastAsia="Times New Roman" w:hAnsi="Times New Roman"/>
-          <w:i/>
-          <w:iCs/>
-          <w:color w:val="666666"/>
-          <w:sz w:val="20"/>
-          <w:szCs w:val="20"/>
-        </w:rPr>
-        <w:t xml:space="preserve">Programme credit: the core Rope Hypothesis is due to Bill Gaede. Computational collaboration and drafting by Claude (Anthropic). Correspondence to palmer100@gmail.com.</w:t>
-      </w:r>
-    </w:p>
-    <w:p>
-      <w:pPr>
         <w:spacing w:after="80"/>
       </w:pPr>
       <w:r>
@@ -5318,6 +5284,7 @@
         <w:t>Each statement below is traceable to the machine-readable registry (claims.yaml), the corpus's single source of truth. Status labels: Derived (follows from stated mechanics), Modeled (reproduces data with declared inputs), EFT-constrained (bounded by effective-theory limits), Conjecture (proposed, not derived), Open (registered unsolved problem), Failed (falsified, kept as a finding). Where a claim is code-backed, the named benchmark reruns it.</w:t>
       </w:r>
     </w:p>
+    <w:p/>
     <w:p>
       <w:r>
         <w:rPr>
@@ -5327,6 +5294,12 @@
       </w:r>
       <w:r>
         <w:t>Thermodynamic coarse-graining and coefficients from rope statistics</w:t>
+      </w:r>
+    </w:p>
+    <w:p/>
+    <w:p>
+      <w:r>
+        <w:t>Programme credit: the core Rope Hypothesis is due to Bill Gaede; this work develops and formalises it. Computational collaboration and drafting by Claude (Anthropic). Correspondence to palmer100@gmail.com.</w:t>
       </w:r>
     </w:p>
     <w:sectPr>

--- a/papers/_sources/rope_theory_of_thermodynamics.docx
+++ b/papers/_sources/rope_theory_of_thermodynamics.docx
@@ -4409,12 +4409,7 @@
         <w:jc w:val="both"/>
       </w:pPr>
       <w:r>
-        <w:rPr>
-          <w:rFonts w:ascii="Times New Roman" w:cs="Times New Roman" w:eastAsia="Times New Roman" w:hAnsi="Times New Roman"/>
-          <w:sz w:val="24"/>
-          <w:szCs w:val="24"/>
-        </w:rPr>
-        <w:t xml:space="preserve">The free-energy landscape offers a unifying language for several existing sectors, stated here at the level the framework currently supports and no further. Solitons (rope knots) are local free-energy minima; chemistry corresponds to transitions between neighbouring minima separated by barriers. Black holes are plausibly extreme-tension configurations, but we make no quantitative claim: deriving the Bekenstein–Hawking entropy from rope configuration counting is explicitly future work, and would be the natural bridge between this paper’s entropy definition and the gravity sector. We flag it as a target rather than a result.</w:t>
+        <w:t>The free-energy landscape offers a unifying language for several existing sectors, stated here at the level the framework currently supports and no further. Solitons (rope knots) are local free-energy minima; chemistry corresponds to transitions between neighbouring minima separated by barriers. Black holes are tension-exhaustion configurations (the horizon as the T -&gt; 0 surface of the derived dictionary, GRV-034), but we make no quantitative claim: deriving the Bekenstein–Hawking entropy from rope configuration counting is explicitly future work, and would be the natural bridge between this paper’s entropy definition and the gravity sector. We flag it as a target rather than a result.</w:t>
       </w:r>
     </w:p>
     <w:p>

--- a/papers/_sources/rope_theory_of_thermodynamics.docx
+++ b/papers/_sources/rope_theory_of_thermodynamics.docx
@@ -4409,7 +4409,7 @@
         <w:jc w:val="both"/>
       </w:pPr>
       <w:r>
-        <w:t>The free-energy landscape offers a unifying language for several existing sectors, stated here at the level the framework currently supports and no further. Solitons (rope knots) are local free-energy minima; chemistry corresponds to transitions between neighbouring minima separated by barriers. Black holes are tension-exhaustion configurations (the horizon as the T -&gt; 0 surface of the derived dictionary, GRV-034), but we make no quantitative claim: deriving the Bekenstein–Hawking entropy from rope configuration counting is explicitly future work, and would be the natural bridge between this paper’s entropy definition and the gravity sector. We flag it as a target rather than a result.</w:t>
+        <w:t>The free-energy landscape offers a unifying language for several existing sectors, stated here at the level the framework currently supports and no further. Solitons (rope knots) are local free-energy minima; chemistry corresponds to transitions between neighbouring minima separated by barriers. Black holes are tension-exhaustion configurations (the horizon as the T -&gt; 0 surface of the derived dictionary, GRV-034), but we make no quantitative claim: deriving the Bekenstein–Hawking entropy from rope configuration counting is explicitly future work, and would be the natural bridge between this paper’s entropy definition and the gravity sector. We flag it as a target rather than a result. Status after the v2.2.8 whisper arc: the entropy FORM is derived (S ~ A/a^2 on the one-way reconnection count over a derived Rindler shell, meeting the Planck-length identification of GRV-007 -- GRV-037/038); the temperature emerges from accretion-powered reconnection noise at 1.3 times kappa/2pi (GRV-043, offset unexplained); the 1/4 coefficient remains open, and steady evaporation of isolated holes is a registered divergence (GRV-039).</w:t>
       </w:r>
     </w:p>
     <w:p>

--- a/papers/_sources/rope_theory_of_thermodynamics.docx
+++ b/papers/_sources/rope_theory_of_thermodynamics.docx
@@ -45,7 +45,7 @@
           <w:sz w:val="22"/>
           <w:szCs w:val="22"/>
         </w:rPr>
-        <w:t xml:space="preserve">Mark Palmer  ·  with computational collaboration by Claude (Anthropic)</w:t>
+        <w:t xml:space="preserve">Mark Palmer · with computational collaboration by Claude (Anthropic)</w:t>
       </w:r>
     </w:p>
     <w:p>
@@ -60,7 +60,7 @@
           <w:sz w:val="20"/>
           <w:szCs w:val="20"/>
         </w:rPr>
-        <w:t xml:space="preserve">Global Networking Practice, NTT DATA, Charlotte, NC  ·  palmer100@gmail.com</w:t>
+        <w:t xml:space="preserve">Charlotte, NC · palmer100@gmail.com</w:t>
       </w:r>
     </w:p>
     <w:p>

--- a/papers/_sources/rope_theory_of_thermodynamics.docx
+++ b/papers/_sources/rope_theory_of_thermodynamics.docx
@@ -88,6 +88,20 @@
           <w:szCs w:val="22"/>
         </w:rPr>
         <w:t xml:space="preserve"/>
+      </w:r>
+    </w:p>
+    <w:p>
+      <w:pPr>
+        <w:spacing w:after="160" w:before="0" w:line="276"/>
+        <w:jc w:val="both"/>
+      </w:pPr>
+      <w:r>
+        <w:rPr>
+          <w:rFonts w:ascii="Times New Roman" w:cs="Times New Roman" w:eastAsia="Times New Roman" w:hAnsi="Times New Roman"/>
+          <w:sz w:val="24"/>
+          <w:szCs w:val="24"/>
+        </w:rPr>
+        <w:t xml:space="preserve">Naming note (5 September 2026). This programme is now the Mesh Programme and the theory it develops the mesh framework; 'the rope framework' in earlier revisions reads 'the mesh framework'. 'Rope' remains the name of the two-strand wound object, and the Rope Hypothesis credited to Bill Gaede keeps its name. Identifiers (repository, rope_solver, file names, claim IDs) are unchanged.</w:t>
       </w:r>
     </w:p>
     <w:p>
@@ -118,7 +132,7 @@
           <w:sz w:val="24"/>
           <w:szCs w:val="24"/>
         </w:rPr>
-        <w:t>The Rope Programme models spacetime as an interpenetrating network of two-strand ropes whose topology gives rise to matter and whose collective orientation fields produce gauge interactions. Several established results in the programme — the continuum electromagnetic energy proportional to ∫|B|², the reduction of its coefficient to rope-medium primitives, and the selection of the Maxwell (Coulomb) phase over a superfluid alternative — quietly presume a statistical-mechanical layer that no prior paper supplies. This paper provides that layer. Rather than importing equilibrium statistical mechanics as an independent assumption, we motivate it from the enormous degeneracy of microscopic rope configurations consistent with a given macroscopic field: entropy, free energy, order parameters, defect statistics, and phase selection all follow from coarse-graining that degeneracy. A single generalised fluctuation parameter Θ governs the statistics; we deliberately leave its microscopic nature (thermal, quantum, geometric, or mixed) OPEN, and instead characterise that openness rigorously — separating results robust to Θ from the one place its nature is genuinely load-bearing. Within this framework the electromagnetic coefficient c = κ a/(2T²) emerges from an exactly-derived endpoint locking energy J = T²/κ, and the Coulomb phase is shown to correspond to a stiff, low-defect medium — the same high-tension medium the gravity sector independently requires. We are explicit throughout about what is microscopically derived, what is fixed only up to effective-field-theory constraints, what remains a modeling assumption, and what is open.</w:t>
+        <w:t>The Mesh Programme models spacetime as an interpenetrating network of two-strand ropes whose topology gives rise to matter and whose collective orientation fields produce gauge interactions. Several established results in the programme — the continuum electromagnetic energy proportional to ∫|B|², the reduction of its coefficient to rope-medium primitives, and the selection of the Maxwell (Coulomb) phase over a superfluid alternative — quietly presume a statistical-mechanical layer that no prior paper supplies. This paper provides that layer. Rather than importing equilibrium statistical mechanics as an independent assumption, we motivate it from the enormous degeneracy of microscopic rope configurations consistent with a given macroscopic field: entropy, free energy, order parameters, defect statistics, and phase selection all follow from coarse-graining that degeneracy. A single generalised fluctuation parameter Θ governs the statistics; we deliberately leave its microscopic nature (thermal, quantum, geometric, or mixed) OPEN, and instead characterise that openness rigorously — separating results robust to Θ from the one place its nature is genuinely load-bearing. Within this framework the electromagnetic coefficient c = κ a/(2T²) emerges from an exactly-derived endpoint locking energy J = T²/κ, and the Coulomb phase is shown to correspond to a stiff, low-defect medium — the same high-tension medium the gravity sector independently requires. We are explicit throughout about what is microscopically derived, what is fixed only up to effective-field-theory constraints, what remains a modeling assumption, and what is open.</w:t>
       </w:r>
     </w:p>
     <w:p>
@@ -188,7 +202,7 @@
           <w:sz w:val="24"/>
           <w:szCs w:val="24"/>
         </w:rPr>
-        <w:t xml:space="preserve">The Rope Programme has converged, across its electromagnetic, gravitational, and particle sectors, onto a common logical chain:</w:t>
+        <w:t xml:space="preserve">The Mesh Programme has converged, across its electromagnetic, gravitational, and particle sectors, onto a common logical chain:</w:t>
       </w:r>
     </w:p>
     <w:p>
@@ -2440,7 +2454,7 @@
           <w:sz w:val="24"/>
           <w:szCs w:val="24"/>
         </w:rPr>
-        <w:t xml:space="preserve">Scientific honesty requires stating plainly which machinery is standard and which is original to the Rope Programme. Most of the apparatus here is borrowed from well-established physics; the novelty is the MAPPING onto the rope ontology and the cross-sector link. We make the ledger explicit.</w:t>
+        <w:t xml:space="preserve">Scientific honesty requires stating plainly which machinery is standard and which is original to the Mesh Programme. Most of the apparatus here is borrowed from well-established physics; the novelty is the MAPPING onto the rope ontology and the cross-sector link. We make the ledger explicit.</w:t>
       </w:r>
     </w:p>
     <w:tbl>
@@ -3161,7 +3175,7 @@
           <w:sz w:val="24"/>
           <w:szCs w:val="24"/>
         </w:rPr>
-        <w:t xml:space="preserve">The pattern is consistent: the rope programme does not reinvent statistical mechanics or gauge theory. It supplies a substrate whose symmetries and mechanics REPRODUCE their structures, and its original content is the substrate-level derivations (endpoint mechanics → J) and the consistency relations that tie sectors together. Stating this plainly is a strength: it tells a reviewer exactly where to check standard results and where to scrutinise new claims.</w:t>
+        <w:t xml:space="preserve">The pattern is consistent: the mesh programme does not reinvent statistical mechanics or gauge theory. It supplies a substrate whose symmetries and mechanics REPRODUCE their structures, and its original content is the substrate-level derivations (endpoint mechanics → J) and the consistency relations that tie sectors together. Stating this plainly is a strength: it tells a reviewer exactly where to check standard results and where to scrutinise new claims.</w:t>
       </w:r>
     </w:p>
     <w:p>
@@ -4622,7 +4636,7 @@
           <w:sz w:val="24"/>
           <w:szCs w:val="24"/>
         </w:rPr>
-        <w:t xml:space="preserve">This paper supplies the statistical-mechanical foundation that the Rope Programme’s electromagnetic, gravitational, and soliton sectors already implicitly assume. It defines entropy as configuration degeneracy, derives a free-energy principle, evaluates the partition function in the Gaussian regime, and grounds phase selection in defect statistics. The electromagnetic coefficient is assembled from an exactly-derived endpoint locking energy, and the Coulomb phase is tied to the same high-tension medium the gravity sector requires. Throughout, we have separated what is microscopically derived from what is fixed only by effective-field-theory constraints, what is adopted as a modeling assumption, and what remains open — most importantly the nature of the fluctuation parameter Θ, whose agnosticism we have characterised rather than concealed. The layer is foundational precisely because it strengthens results the programme has already drawn.</w:t>
+        <w:t xml:space="preserve">This paper supplies the statistical-mechanical foundation that the Mesh Programme’s electromagnetic, gravitational, and soliton sectors already implicitly assume. It defines entropy as configuration degeneracy, derives a free-energy principle, evaluates the partition function in the Gaussian regime, and grounds phase selection in defect statistics. The electromagnetic coefficient is assembled from an exactly-derived endpoint locking energy, and the Coulomb phase is tied to the same high-tension medium the gravity sector requires. Throughout, we have separated what is microscopically derived from what is fixed only by effective-field-theory constraints, what is adopted as a modeling assumption, and what remains open — most importantly the nature of the fluctuation parameter Θ, whose agnosticism we have characterised rather than concealed. The layer is foundational precisely because it strengthens results the programme has already drawn.</w:t>
       </w:r>
     </w:p>
     <w:p>
